--- a/Doc/LoRa.docx
+++ b/Doc/LoRa.docx
@@ -3762,6 +3762,45 @@
         <w:spacing w:after="120"/>
       </w:pPr>
       <w:r>
+        <w:t xml:space="preserve">Mesure des pertes (2026-10-30, ThRemise, sommeil 30 s, 35 min d'écoute MQTT sans toucher au relais) : </w:t>
+      </w:r>
+      <w:r>
+        <w:rPr>
+          <w:b/>
+          <w:bCs/>
+        </w:rPr>
+        <w:t xml:space="preserve">63 réveils, 1 trame perdue sur 315</w:t>
+      </w:r>
+      <w:r>
+        <w:t xml:space="preserve"> (0,3 %) ; trame du flotteur et accusé du contrôleur reçus 63 fois sur 63 au premier envoi. Pendant une surveillance qui interrogeait la page </w:t>
+      </w:r>
+      <w:r>
+        <w:rPr>
+          <w:rFonts w:ascii="Consolas" w:cs="Consolas" w:eastAsia="Consolas" w:hAnsi="Consolas"/>
+          <w:sz w:val="19"/>
+          <w:szCs w:val="19"/>
+        </w:rPr>
+        <w:t xml:space="preserve">/logs/data</w:t>
+      </w:r>
+      <w:r>
+        <w:t xml:space="preserve"> du relais toutes les 3 s, environ une trame sur dix se perdait : pendant qu'il sert une page Web, le relais ne lit plus le module radio, et une trame de la rafale (150 ms d'écart) est écrasée par la suivante. </w:t>
+      </w:r>
+      <w:r>
+        <w:rPr>
+          <w:b/>
+          <w:bCs/>
+        </w:rPr>
+        <w:t xml:space="preserve">Ne pas laisser la page Journal du relais ouverte</w:t>
+      </w:r>
+      <w:r>
+        <w:t xml:space="preserve"> (rafraîchissement automatique) ou la mettre en Pause. Amélioration possible : lire la trame dès l'interruption de réception (jugée inutile à ce taux de pertes).</w:t>
+      </w:r>
+    </w:p>
+    <w:p>
+      <w:pPr>
+        <w:spacing w:after="120"/>
+      </w:pPr>
+      <w:r>
         <w:t xml:space="preserve">À faire :</w:t>
       </w:r>
     </w:p>
@@ -3774,14 +3813,7 @@
         </w:numPr>
       </w:pPr>
       <w:r>
-        <w:rPr>
-          <w:b/>
-          <w:bCs/>
-        </w:rPr>
-        <w:t xml:space="preserve">Compter les pertes sur 24 h</w:t>
-      </w:r>
-      <w:r>
-        <w:t xml:space="preserve"> (T7) : trames manquantes par nœud dans HA ou dans le journal du relais.</w:t>
+        <w:t xml:space="preserve">Compter les pertes sur 24 h avec un sommeil de 600 s (ThRemise, ThCave).</w:t>
       </w:r>
     </w:p>
     <w:p>
@@ -3793,17 +3825,7 @@
         </w:numPr>
       </w:pPr>
       <w:r>
-        <w:t xml:space="preserve">Remettre la </w:t>
-      </w:r>
-      <w:r>
-        <w:rPr>
-          <w:b/>
-          <w:bCs/>
-        </w:rPr>
-        <w:t xml:space="preserve">veille profonde</w:t>
-      </w:r>
-      <w:r>
-        <w:t xml:space="preserve"> sur ThRemise et ThCave (actuellement désactivée pour les essais) quand ils passeront sur piles, puis vérifier la tension de batterie de ThCave (≈ 3 V attendus).</w:t>
+        <w:t xml:space="preserve">Veille profonde remise sur ThRemise et ThCave le 2026-10-30 ; vérifier la tension de batterie de ThCave (≈ 3 V attendus) quand il passera sur piles.</w:t>
       </w:r>
     </w:p>
     <w:p>
